--- a/documento.docx
+++ b/documento.docx
@@ -5019,6 +5019,15 @@
       </w:pPr>
       <w:r>
         <w:rPr>
+          <w:rStyle w:val="CommentTok"/>
+        </w:rPr>
+        <w:t xml:space="preserve">// socket ya creado</w:t>
+      </w:r>
+      <w:r>
+        <w:br/>
+      </w:r>
+      <w:r>
+        <w:rPr>
           <w:rStyle w:val="DataTypeTok"/>
         </w:rPr>
         <w:t xml:space="preserve">char</w:t>
@@ -5280,6 +5289,18 @@
           <w:rStyle w:val="OperatorTok"/>
         </w:rPr>
         <w:t xml:space="preserve">);</w:t>
+      </w:r>
+      <w:r>
+        <w:rPr>
+          <w:rStyle w:val="NormalTok"/>
+        </w:rPr>
+        <w:t xml:space="preserve"> </w:t>
+      </w:r>
+      <w:r>
+        <w:rPr>
+          <w:rStyle w:val="CommentTok"/>
+        </w:rPr>
+        <w:t xml:space="preserve">// ¿WAITALL?</w:t>
       </w:r>
       <w:r>
         <w:br/>
@@ -5685,6 +5706,18 @@
           <w:rStyle w:val="OperatorTok"/>
         </w:rPr>
         <w:t xml:space="preserve">));</w:t>
+      </w:r>
+      <w:r>
+        <w:rPr>
+          <w:rStyle w:val="NormalTok"/>
+        </w:rPr>
+        <w:t xml:space="preserve"> </w:t>
+      </w:r>
+      <w:r>
+        <w:rPr>
+          <w:rStyle w:val="CommentTok"/>
+        </w:rPr>
+        <w:t xml:space="preserve">// o send casi que mejor</w:t>
       </w:r>
       <w:r>
         <w:br/>
